--- a/canvas/canvas_bgg_mini_project.docx
+++ b/canvas/canvas_bgg_mini_project.docx
@@ -331,8 +331,6 @@
               <w:spacing w:after="200" w:lineRule="auto"/>
               <w:jc w:val="center"/>
               <w:rPr>
-                <w:rFonts w:ascii="Caveat" w:cs="Caveat" w:eastAsia="Caveat" w:hAnsi="Caveat"/>
-                <w:color w:val="020094"/>
                 <w:sz w:val="26"/>
                 <w:szCs w:val="26"/>
               </w:rPr>
@@ -358,7 +356,6 @@
           <w:tcPr>
             <w:tcBorders>
               <w:top w:color="000000" w:space="0" w:sz="24" w:val="single"/>
-              <w:right w:color="000000" w:space="0" w:sz="12" w:val="single"/>
             </w:tcBorders>
             <w:shd w:fill="fff2cc" w:val="clear"/>
             <w:tcMar>
@@ -452,9 +449,7 @@
               <w:pageBreakBefore w:val="0"/>
               <w:spacing w:after="200" w:lineRule="auto"/>
               <w:jc w:val="center"/>
-              <w:rPr>
-                <w:rFonts w:ascii="Caveat" w:cs="Caveat" w:eastAsia="Caveat" w:hAnsi="Caveat"/>
-              </w:rPr>
+              <w:rPr/>
             </w:pPr>
             <w:bookmarkStart w:colFirst="0" w:colLast="0" w:name="_802zqauyf5f4" w:id="8"/>
             <w:bookmarkEnd w:id="8"/>
@@ -476,11 +471,10 @@
         </w:tc>
         <w:tc>
           <w:tcPr>
+            <w:vMerge w:val="restart"/>
             <w:tcBorders>
               <w:top w:color="000000" w:space="0" w:sz="24" w:val="single"/>
-              <w:left w:color="000000" w:space="0" w:sz="12" w:val="single"/>
               <w:bottom w:color="000000" w:space="0" w:sz="0" w:val="nil"/>
-              <w:right w:color="000000" w:space="0" w:sz="12" w:val="single"/>
             </w:tcBorders>
             <w:shd w:fill="fff2cc" w:val="clear"/>
             <w:tcMar>
@@ -575,7 +569,6 @@
               <w:spacing w:after="200" w:lineRule="auto"/>
               <w:jc w:val="center"/>
               <w:rPr>
-                <w:rFonts w:ascii="Caveat" w:cs="Caveat" w:eastAsia="Caveat" w:hAnsi="Caveat"/>
                 <w:sz w:val="26"/>
                 <w:szCs w:val="26"/>
               </w:rPr>
@@ -601,7 +594,6 @@
           <w:tcPr>
             <w:tcBorders>
               <w:top w:color="000000" w:space="0" w:sz="24" w:val="single"/>
-              <w:left w:color="000000" w:space="0" w:sz="12" w:val="single"/>
             </w:tcBorders>
             <w:shd w:fill="cfe2f3" w:val="clear"/>
             <w:tcMar>
@@ -899,12 +891,10 @@
                 <w:numId w:val="1"/>
               </w:numPr>
               <w:spacing w:after="0" w:afterAutospacing="0" w:lineRule="auto"/>
-              <w:ind w:left="720" w:hanging="360"/>
-              <w:jc w:val="center"/>
-              <w:rPr>
-                <w:i w:val="1"/>
-                <w:iCs w:val="1"/>
-                <w:u w:val="none"/>
+              <w:ind w:left="425.19685039370086" w:hanging="283.464566929134"/>
+              <w:rPr>
+                <w:i w:val="1"/>
+                <w:iCs w:val="1"/>
               </w:rPr>
             </w:pPr>
             <w:bookmarkStart w:colFirst="0" w:colLast="0" w:name="_8mpo0i25q94" w:id="21"/>
@@ -927,12 +917,10 @@
                 <w:numId w:val="1"/>
               </w:numPr>
               <w:spacing w:after="0" w:afterAutospacing="0" w:lineRule="auto"/>
-              <w:ind w:left="720" w:hanging="360"/>
-              <w:jc w:val="center"/>
-              <w:rPr>
-                <w:i w:val="1"/>
-                <w:iCs w:val="1"/>
-                <w:u w:val="none"/>
+              <w:ind w:left="425.19685039370086" w:hanging="283.464566929134"/>
+              <w:rPr>
+                <w:i w:val="1"/>
+                <w:iCs w:val="1"/>
               </w:rPr>
             </w:pPr>
             <w:bookmarkStart w:colFirst="0" w:colLast="0" w:name="_elst5uv2tvs4" w:id="22"/>
@@ -956,12 +944,10 @@
                 <w:numId w:val="1"/>
               </w:numPr>
               <w:spacing w:after="0" w:afterAutospacing="0" w:lineRule="auto"/>
-              <w:ind w:left="720" w:hanging="360"/>
-              <w:jc w:val="center"/>
-              <w:rPr>
-                <w:i w:val="1"/>
-                <w:iCs w:val="1"/>
-                <w:u w:val="none"/>
+              <w:ind w:left="425.19685039370086" w:hanging="283.464566929134"/>
+              <w:rPr>
+                <w:i w:val="1"/>
+                <w:iCs w:val="1"/>
               </w:rPr>
             </w:pPr>
             <w:bookmarkStart w:colFirst="0" w:colLast="0" w:name="_thsp7pjqc2c4" w:id="23"/>
@@ -984,12 +970,10 @@
                 <w:numId w:val="1"/>
               </w:numPr>
               <w:spacing w:after="0" w:afterAutospacing="0" w:lineRule="auto"/>
-              <w:ind w:left="720" w:hanging="360"/>
-              <w:jc w:val="center"/>
-              <w:rPr>
-                <w:i w:val="1"/>
-                <w:iCs w:val="1"/>
-                <w:u w:val="none"/>
+              <w:ind w:left="425.19685039370086" w:hanging="283.464566929134"/>
+              <w:rPr>
+                <w:i w:val="1"/>
+                <w:iCs w:val="1"/>
               </w:rPr>
             </w:pPr>
             <w:bookmarkStart w:colFirst="0" w:colLast="0" w:name="_76cespo01k17" w:id="24"/>
@@ -1012,12 +996,10 @@
                 <w:numId w:val="1"/>
               </w:numPr>
               <w:spacing w:after="200" w:lineRule="auto"/>
-              <w:ind w:left="720" w:hanging="360"/>
-              <w:jc w:val="center"/>
-              <w:rPr>
-                <w:i w:val="1"/>
-                <w:iCs w:val="1"/>
-                <w:u w:val="none"/>
+              <w:ind w:left="425.19685039370086" w:hanging="283.464566929134"/>
+              <w:rPr>
+                <w:i w:val="1"/>
+                <w:iCs w:val="1"/>
               </w:rPr>
             </w:pPr>
             <w:bookmarkStart w:colFirst="0" w:colLast="0" w:name="_92e0a5c3yo3t" w:id="25"/>
@@ -1036,8 +1018,8 @@
               <w:pStyle w:val="Heading3"/>
               <w:pageBreakBefore w:val="0"/>
               <w:spacing w:after="200" w:lineRule="auto"/>
-              <w:ind w:left="720" w:firstLine="0"/>
-              <w:jc w:val="left"/>
+              <w:ind w:left="0" w:firstLine="0"/>
+              <w:jc w:val="center"/>
               <w:rPr>
                 <w:rFonts w:ascii="Caveat" w:cs="Caveat" w:eastAsia="Caveat" w:hAnsi="Caveat"/>
                 <w:sz w:val="26"/>
@@ -1065,7 +1047,6 @@
           <w:tcPr>
             <w:tcBorders>
               <w:bottom w:color="000000" w:space="0" w:sz="12" w:val="single"/>
-              <w:right w:color="000000" w:space="0" w:sz="12" w:val="single"/>
             </w:tcBorders>
             <w:shd w:fill="f4cccc" w:val="clear"/>
             <w:tcMar>
@@ -1128,8 +1109,7 @@
               <w:spacing w:after="200" w:lineRule="auto"/>
               <w:jc w:val="center"/>
               <w:rPr>
-                <w:i w:val="1"/>
-                <w:iCs w:val="1"/>
+                <w:color w:val="666666"/>
               </w:rPr>
             </w:pPr>
             <w:bookmarkStart w:colFirst="0" w:colLast="0" w:name="_s90wq0d3elm1" w:id="28"/>
@@ -1142,25 +1122,19 @@
               </w:rPr>
               <w:t xml:space="preserve">Relevant methods: Ridge/Linear regression and random forest compared on the same split for regression; logistics regression/random forest for classification; k-means for clustering; TF-IDF + NMF for topics; cosine similarity for the recommender.</w:t>
             </w:r>
-          </w:p>
-          <w:p>
-            <w:pPr>
-              <w:rPr/>
-            </w:pPr>
-            <w:r>
-              <w:rPr>
-                <w:rtl w:val="0"/>
-              </w:rPr>
-            </w:r>
-          </w:p>
-          <w:p>
-            <w:pPr>
-              <w:pStyle w:val="Heading3"/>
-              <w:spacing w:after="200" w:lineRule="auto"/>
-              <w:jc w:val="center"/>
-              <w:rPr>
-                <w:i w:val="1"/>
-                <w:iCs w:val="1"/>
+            <w:r>
+              <w:rPr>
+                <w:rtl w:val="0"/>
+              </w:rPr>
+            </w:r>
+          </w:p>
+          <w:p>
+            <w:pPr>
+              <w:pStyle w:val="Heading3"/>
+              <w:spacing w:after="200" w:lineRule="auto"/>
+              <w:jc w:val="center"/>
+              <w:rPr>
+                <w:color w:val="666666"/>
               </w:rPr>
             </w:pPr>
             <w:bookmarkStart w:colFirst="0" w:colLast="0" w:name="_tp4rqatalug8" w:id="29"/>
@@ -1173,27 +1147,18 @@
               </w:rPr>
               <w:t xml:space="preserve">Evaluation metrics: RMSE/R2/MAE(regression); accuracy/F1/ROC-AUC(classification); silhouette score (clustering); interpretable top words(topics); for the recommender, qualitative validation with well-known games plus a small hold-out of “similar pairs”.</w:t>
             </w:r>
-          </w:p>
-          <w:p>
-            <w:pPr>
-              <w:jc w:val="left"/>
-              <w:rPr/>
-            </w:pPr>
-            <w:r>
-              <w:rPr>
-                <w:rtl w:val="0"/>
-              </w:rPr>
-            </w:r>
-          </w:p>
-          <w:p>
-            <w:pPr>
-              <w:pStyle w:val="Heading3"/>
-              <w:spacing w:after="200" w:lineRule="auto"/>
-              <w:jc w:val="center"/>
-              <w:rPr>
-                <w:rFonts w:ascii="Caveat" w:cs="Caveat" w:eastAsia="Caveat" w:hAnsi="Caveat"/>
-                <w:b w:val="1"/>
-                <w:bCs w:val="1"/>
+            <w:r>
+              <w:rPr>
+                <w:rtl w:val="0"/>
+              </w:rPr>
+            </w:r>
+          </w:p>
+          <w:p>
+            <w:pPr>
+              <w:pStyle w:val="Heading3"/>
+              <w:spacing w:after="200" w:lineRule="auto"/>
+              <w:jc w:val="center"/>
+              <w:rPr>
                 <w:sz w:val="26"/>
                 <w:szCs w:val="26"/>
               </w:rPr>
@@ -1217,11 +1182,10 @@
         </w:tc>
         <w:tc>
           <w:tcPr>
+            <w:vMerge w:val="continue"/>
             <w:tcBorders>
               <w:top w:color="000000" w:space="0" w:sz="0" w:val="nil"/>
-              <w:left w:color="000000" w:space="0" w:sz="12" w:val="single"/>
               <w:bottom w:color="000000" w:space="0" w:sz="12" w:val="single"/>
-              <w:right w:color="000000" w:space="0" w:sz="12" w:val="single"/>
             </w:tcBorders>
             <w:shd w:fill="fff2cc" w:val="clear"/>
             <w:tcMar>
@@ -1235,7 +1199,8 @@
           <w:p>
             <w:pPr>
               <w:pageBreakBefore w:val="0"/>
-              <w:spacing w:after="200" w:lineRule="auto"/>
+              <w:spacing w:after="0" w:before="0" w:line="240" w:lineRule="auto"/>
+              <w:ind w:left="0" w:firstLine="0"/>
               <w:jc w:val="left"/>
               <w:rPr>
                 <w:rFonts w:ascii="Caveat" w:cs="Caveat" w:eastAsia="Caveat" w:hAnsi="Caveat"/>
@@ -1256,7 +1221,6 @@
         <w:tc>
           <w:tcPr>
             <w:tcBorders>
-              <w:left w:color="000000" w:space="0" w:sz="12" w:val="single"/>
               <w:bottom w:color="000000" w:space="0" w:sz="12" w:val="single"/>
             </w:tcBorders>
             <w:shd w:fill="d9d2e9" w:val="clear"/>
@@ -1332,8 +1296,6 @@
               <w:spacing w:after="200" w:lineRule="auto"/>
               <w:jc w:val="center"/>
               <w:rPr>
-                <w:rFonts w:ascii="Caveat" w:cs="Caveat" w:eastAsia="Caveat" w:hAnsi="Caveat"/>
-                <w:color w:val="020094"/>
                 <w:sz w:val="26"/>
                 <w:szCs w:val="26"/>
               </w:rPr>
@@ -1359,7 +1321,7 @@
         <w:tc>
           <w:tcPr>
             <w:tcBorders>
-              <w:bottom w:color="000000" w:space="0" w:sz="6" w:val="single"/>
+              <w:bottom w:color="000000" w:space="0" w:sz="12" w:val="single"/>
               <w:right w:color="000000" w:space="0" w:sz="24" w:val="single"/>
             </w:tcBorders>
             <w:shd w:fill="d9d2e9" w:val="clear"/>
@@ -1441,6 +1403,13 @@
               </w:rPr>
               <w:br w:type="textWrapping"/>
               <w:br w:type="textWrapping"/>
+            </w:r>
+            <w:r>
+              <w:rPr>
+                <w:i w:val="1"/>
+                <w:iCs w:val="1"/>
+                <w:rtl w:val="0"/>
+              </w:rPr>
               <w:t xml:space="preserve">Fairness constraints: BGG users are a self-selected community (hobbyist-heavy, mostly English-speaking); ratings are not a random sample of all players. We state this limitation openly and avoid over-claiming general conclusions.</w:t>
             </w:r>
           </w:p>
@@ -1471,9 +1440,6 @@
               <w:spacing w:after="200" w:lineRule="auto"/>
               <w:jc w:val="center"/>
               <w:rPr>
-                <w:rFonts w:ascii="Caveat" w:cs="Caveat" w:eastAsia="Caveat" w:hAnsi="Caveat"/>
-                <w:b w:val="1"/>
-                <w:bCs w:val="1"/>
                 <w:sz w:val="28"/>
                 <w:szCs w:val="28"/>
               </w:rPr>
@@ -1552,6 +1518,7 @@
         </w:tc>
         <w:tc>
           <w:tcPr>
+            <w:gridSpan w:val="3"/>
             <w:tcBorders>
               <w:top w:color="000000" w:space="0" w:sz="12" w:val="single"/>
               <w:left w:color="000000" w:space="0" w:sz="12" w:val="single"/>
@@ -1696,78 +1663,6 @@
           <w:tcPr>
             <w:tcBorders>
               <w:top w:color="000000" w:space="0" w:sz="12" w:val="single"/>
-              <w:left w:color="000000" w:space="0" w:sz="0" w:val="nil"/>
-              <w:bottom w:color="000000" w:space="0" w:sz="24" w:val="single"/>
-              <w:right w:color="000000" w:space="0" w:sz="0" w:val="nil"/>
-            </w:tcBorders>
-            <w:shd w:fill="d9ead3" w:val="clear"/>
-            <w:tcMar>
-              <w:top w:w="100.0" w:type="dxa"/>
-              <w:left w:w="100.0" w:type="dxa"/>
-              <w:bottom w:w="100.0" w:type="dxa"/>
-              <w:right w:w="100.0" w:type="dxa"/>
-            </w:tcMar>
-            <w:vAlign w:val="top"/>
-          </w:tcPr>
-          <w:p>
-            <w:pPr>
-              <w:pageBreakBefore w:val="0"/>
-              <w:spacing w:after="200" w:lineRule="auto"/>
-              <w:jc w:val="left"/>
-              <w:rPr>
-                <w:rFonts w:ascii="Caveat" w:cs="Caveat" w:eastAsia="Caveat" w:hAnsi="Caveat"/>
-                <w:color w:val="020094"/>
-                <w:sz w:val="26"/>
-                <w:szCs w:val="26"/>
-              </w:rPr>
-            </w:pPr>
-            <w:r>
-              <w:rPr>
-                <w:rtl w:val="0"/>
-              </w:rPr>
-            </w:r>
-          </w:p>
-        </w:tc>
-        <w:tc>
-          <w:tcPr>
-            <w:tcBorders>
-              <w:top w:color="000000" w:space="0" w:sz="12" w:val="single"/>
-              <w:left w:color="000000" w:space="0" w:sz="0" w:val="nil"/>
-              <w:bottom w:color="000000" w:space="0" w:sz="24" w:val="single"/>
-              <w:right w:color="000000" w:space="0" w:sz="12" w:val="single"/>
-            </w:tcBorders>
-            <w:shd w:fill="d9ead3" w:val="clear"/>
-            <w:tcMar>
-              <w:top w:w="100.0" w:type="dxa"/>
-              <w:left w:w="100.0" w:type="dxa"/>
-              <w:bottom w:w="100.0" w:type="dxa"/>
-              <w:right w:w="100.0" w:type="dxa"/>
-            </w:tcMar>
-            <w:vAlign w:val="top"/>
-          </w:tcPr>
-          <w:p>
-            <w:pPr>
-              <w:pageBreakBefore w:val="0"/>
-              <w:spacing w:after="200" w:lineRule="auto"/>
-              <w:jc w:val="left"/>
-              <w:rPr>
-                <w:rFonts w:ascii="Caveat" w:cs="Caveat" w:eastAsia="Caveat" w:hAnsi="Caveat"/>
-                <w:color w:val="020094"/>
-                <w:sz w:val="26"/>
-                <w:szCs w:val="26"/>
-              </w:rPr>
-            </w:pPr>
-            <w:r>
-              <w:rPr>
-                <w:rtl w:val="0"/>
-              </w:rPr>
-            </w:r>
-          </w:p>
-        </w:tc>
-        <w:tc>
-          <w:tcPr>
-            <w:tcBorders>
-              <w:top w:color="000000" w:space="0" w:sz="6" w:val="single"/>
               <w:left w:color="000000" w:space="0" w:sz="12" w:val="single"/>
               <w:bottom w:color="000000" w:space="0" w:sz="24" w:val="single"/>
               <w:right w:color="000000" w:space="0" w:sz="24" w:val="single"/>
@@ -1973,7 +1868,7 @@
       <w:lvlText w:val="%1."/>
       <w:lvlJc w:val="left"/>
       <w:pPr>
-        <w:ind w:left="720" w:hanging="360"/>
+        <w:ind w:left="425.19685039370086" w:hanging="283.464566929134"/>
       </w:pPr>
       <w:rPr>
         <w:u w:val="none"/>
